--- a/two/第二周.docx
+++ b/two/第二周.docx
@@ -1014,6 +1014,7 @@
             <w:insideH w:val="none" w:color="auto" w:sz="0" w:space="0"/>
             <w:insideV w:val="none" w:color="auto" w:sz="0" w:space="0"/>
           </w:tblBorders>
+          <w:shd w:val="clear" w:color="auto" w:fill="auto"/>
           <w:tblCellMar>
             <w:top w:w="15" w:type="dxa"/>
             <w:left w:w="15" w:type="dxa"/>
@@ -1087,7 +1088,6 @@
             <w:insideH w:val="none" w:color="auto" w:sz="0" w:space="0"/>
             <w:insideV w:val="none" w:color="auto" w:sz="0" w:space="0"/>
           </w:tblBorders>
-          <w:shd w:val="clear" w:color="auto" w:fill="auto"/>
           <w:tblCellMar>
             <w:top w:w="15" w:type="dxa"/>
             <w:left w:w="15" w:type="dxa"/>
@@ -1161,7 +1161,6 @@
             <w:insideH w:val="none" w:color="auto" w:sz="0" w:space="0"/>
             <w:insideV w:val="none" w:color="auto" w:sz="0" w:space="0"/>
           </w:tblBorders>
-          <w:shd w:val="clear" w:color="auto" w:fill="auto"/>
           <w:tblCellMar>
             <w:top w:w="15" w:type="dxa"/>
             <w:left w:w="15" w:type="dxa"/>
@@ -2000,291 +1999,297 @@
           <w:szCs w:val="24"/>
           <w:lang w:val="en-US" w:eastAsia="zh-CN"/>
         </w:rPr>
-        <w:t>不</w:t>
-      </w:r>
+        <w:t>不是神经网络，也不算深度学习，只是</w:t>
+      </w:r>
+      <w:r>
+        <w:rPr>
+          <w:rFonts w:hint="eastAsia" w:ascii="宋体" w:hAnsi="宋体" w:eastAsia="宋体" w:cs="宋体"/>
+          <w:color w:val="FF0000"/>
+          <w:sz w:val="24"/>
+          <w:szCs w:val="24"/>
+          <w:lang w:val="en-US" w:eastAsia="zh-CN"/>
+        </w:rPr>
+        <w:t>加入x，乘权重w，加偏置b，输出y</w:t>
+      </w:r>
+      <w:r>
+        <w:rPr>
+          <w:rFonts w:hint="eastAsia" w:ascii="宋体" w:hAnsi="宋体" w:eastAsia="宋体" w:cs="宋体"/>
+          <w:sz w:val="24"/>
+          <w:szCs w:val="24"/>
+          <w:lang w:val="en-US" w:eastAsia="zh-CN"/>
+        </w:rPr>
+        <w:t>。并没有</w:t>
+      </w:r>
+      <w:r>
+        <w:rPr>
+          <w:color w:val="FF0000"/>
+        </w:rPr>
+        <w:t>多层结构</w:t>
+      </w:r>
+      <w:r>
+        <w:rPr>
+          <w:rFonts w:hint="eastAsia"/>
+          <w:color w:val="FF0000"/>
+          <w:lang w:eastAsia="zh-CN"/>
+        </w:rPr>
+        <w:t>，</w:t>
+      </w:r>
+      <w:r>
+        <w:rPr>
+          <w:color w:val="FF0000"/>
+        </w:rPr>
+        <w:t>隐藏层</w:t>
+      </w:r>
+      <w:r>
+        <w:rPr>
+          <w:rFonts w:hint="eastAsia"/>
+          <w:color w:val="FF0000"/>
+          <w:lang w:eastAsia="zh-CN"/>
+        </w:rPr>
+        <w:t>，</w:t>
+      </w:r>
+      <w:r>
+        <w:rPr>
+          <w:color w:val="FF0000"/>
+        </w:rPr>
+        <w:t>激活函数</w:t>
+      </w:r>
+      <w:r>
+        <w:rPr>
+          <w:rFonts w:hint="eastAsia"/>
+          <w:color w:val="FF0000"/>
+          <w:lang w:eastAsia="zh-CN"/>
+        </w:rPr>
+        <w:t>，</w:t>
+      </w:r>
+      <w:r>
+        <w:rPr>
+          <w:color w:val="FF0000"/>
+        </w:rPr>
+        <w:t>深层特征提取</w:t>
+      </w:r>
+    </w:p>
+    <w:p>
+      <w:pPr>
+        <w:numPr>
+          <w:ilvl w:val="0"/>
+          <w:numId w:val="0"/>
+        </w:numPr>
+        <w:ind w:leftChars="0"/>
+        <w:rPr>
+          <w:rFonts w:hint="default" w:ascii="宋体" w:hAnsi="宋体" w:eastAsia="宋体" w:cs="宋体"/>
+          <w:sz w:val="24"/>
+          <w:szCs w:val="24"/>
+          <w:lang w:val="en-US" w:eastAsia="zh-CN"/>
+        </w:rPr>
+      </w:pPr>
+    </w:p>
+    <w:p>
+      <w:pPr>
+        <w:numPr>
+          <w:ilvl w:val="0"/>
+          <w:numId w:val="0"/>
+        </w:numPr>
+        <w:ind w:leftChars="0"/>
+      </w:pPr>
+      <w:r>
+        <w:rPr>
+          <w:rFonts w:hint="eastAsia" w:ascii="宋体" w:hAnsi="宋体" w:eastAsia="宋体" w:cs="宋体"/>
+          <w:sz w:val="24"/>
+          <w:szCs w:val="24"/>
+          <w:lang w:val="en-US" w:eastAsia="zh-CN"/>
+        </w:rPr>
+        <w:t>真正出现神经网络的标志是出现隐藏层+激活函数</w:t>
+      </w:r>
+      <w:r>
+        <w:commentReference w:id="5"/>
+      </w:r>
+    </w:p>
+    <w:p>
+      <w:pPr>
+        <w:numPr>
+          <w:ilvl w:val="0"/>
+          <w:numId w:val="0"/>
+        </w:numPr>
+        <w:ind w:leftChars="0"/>
+        <w:rPr>
+          <w:rFonts w:hint="eastAsia"/>
+          <w:lang w:val="en-US" w:eastAsia="zh-CN"/>
+        </w:rPr>
+      </w:pPr>
+    </w:p>
+    <w:p>
+      <w:pPr>
+        <w:numPr>
+          <w:ilvl w:val="0"/>
+          <w:numId w:val="0"/>
+        </w:numPr>
+        <w:ind w:leftChars="0"/>
+        <w:rPr>
+          <w:rFonts w:hint="eastAsia" w:ascii="宋体" w:hAnsi="宋体" w:eastAsia="宋体" w:cs="宋体"/>
+          <w:sz w:val="24"/>
+          <w:szCs w:val="24"/>
+          <w:lang w:val="en-US" w:eastAsia="zh-CN"/>
+        </w:rPr>
+      </w:pPr>
+      <w:r>
+        <w:rPr>
+          <w:rFonts w:hint="eastAsia"/>
+          <w:lang w:val="en-US" w:eastAsia="zh-CN"/>
+        </w:rPr>
+        <w:t>而线性回归只能学习直线关系，比如学习越久，分数越高。</w:t>
+      </w:r>
+      <w:r>
+        <w:rPr>
+          <w:rFonts w:ascii="宋体" w:hAnsi="宋体" w:eastAsia="宋体" w:cs="宋体"/>
+          <w:sz w:val="24"/>
+          <w:szCs w:val="24"/>
+        </w:rPr>
+        <w:t>LinearRegression</w:t>
+      </w:r>
+      <w:r>
+        <w:rPr>
+          <w:rFonts w:hint="eastAsia" w:ascii="宋体" w:hAnsi="宋体" w:eastAsia="宋体" w:cs="宋体"/>
+          <w:sz w:val="24"/>
+          <w:szCs w:val="24"/>
+          <w:lang w:val="en-US" w:eastAsia="zh-CN"/>
+        </w:rPr>
+        <w:t>只能拟合一条直线</w:t>
+      </w:r>
+    </w:p>
+    <w:p>
+      <w:pPr>
+        <w:numPr>
+          <w:ilvl w:val="0"/>
+          <w:numId w:val="0"/>
+        </w:numPr>
+        <w:ind w:leftChars="0"/>
+        <w:rPr>
+          <w:rFonts w:hint="default" w:ascii="宋体" w:hAnsi="宋体" w:eastAsia="宋体" w:cs="宋体"/>
+          <w:sz w:val="24"/>
+          <w:szCs w:val="24"/>
+          <w:lang w:val="en-US" w:eastAsia="zh-CN"/>
+        </w:rPr>
+      </w:pPr>
+    </w:p>
+    <w:p>
+      <w:pPr>
+        <w:numPr>
+          <w:ilvl w:val="0"/>
+          <w:numId w:val="0"/>
+        </w:numPr>
+        <w:ind w:leftChars="0"/>
+        <w:rPr>
+          <w:rFonts w:hint="eastAsia" w:ascii="宋体" w:hAnsi="宋体" w:eastAsia="宋体" w:cs="宋体"/>
+          <w:sz w:val="24"/>
+          <w:szCs w:val="24"/>
+          <w:lang w:val="en-US" w:eastAsia="zh-CN"/>
+        </w:rPr>
+      </w:pPr>
+      <w:r>
+        <w:rPr>
+          <w:rFonts w:hint="eastAsia" w:ascii="宋体" w:hAnsi="宋体" w:eastAsia="宋体" w:cs="宋体"/>
+          <w:sz w:val="24"/>
+          <w:szCs w:val="24"/>
+          <w:lang w:val="en-US" w:eastAsia="zh-CN"/>
+        </w:rPr>
+        <w:t>而第二个实验</w:t>
+      </w:r>
+      <w:r>
+        <w:rPr>
+          <w:rFonts w:hint="default"/>
+          <w:lang w:val="en-US" w:eastAsia="zh-CN"/>
+        </w:rPr>
+        <w:fldChar w:fldCharType="begin"/>
+      </w:r>
+      <w:r>
+        <w:rPr>
+          <w:rFonts w:hint="default"/>
+          <w:lang w:val="en-US" w:eastAsia="zh-CN"/>
+        </w:rPr>
+        <w:instrText xml:space="preserve"> HYPERLINK "torch_learn.py" </w:instrText>
+      </w:r>
+      <w:r>
+        <w:rPr>
+          <w:rFonts w:hint="default"/>
+          <w:lang w:val="en-US" w:eastAsia="zh-CN"/>
+        </w:rPr>
+        <w:fldChar w:fldCharType="separate"/>
+      </w:r>
+      <w:r>
+        <w:rPr>
+          <w:rStyle w:val="8"/>
+          <w:rFonts w:hint="default"/>
+          <w:lang w:val="en-US" w:eastAsia="zh-CN"/>
+        </w:rPr>
+        <w:t>torch_learn.py</w:t>
+      </w:r>
+      <w:r>
+        <w:rPr>
+          <w:rFonts w:hint="default"/>
+          <w:lang w:val="en-US" w:eastAsia="zh-CN"/>
+        </w:rPr>
+        <w:fldChar w:fldCharType="end"/>
+      </w:r>
+      <w:r>
+        <w:rPr>
+          <w:rFonts w:hint="eastAsia"/>
+          <w:lang w:val="en-US" w:eastAsia="zh-CN"/>
+        </w:rPr>
+        <w:t>中，随学习时间先快后慢的提升，不能使用</w:t>
+      </w:r>
+      <w:r>
+        <w:rPr>
+          <w:rFonts w:ascii="宋体" w:hAnsi="宋体" w:eastAsia="宋体" w:cs="宋体"/>
+          <w:sz w:val="24"/>
+          <w:szCs w:val="24"/>
+        </w:rPr>
+        <w:t>LinearRegression</w:t>
+      </w:r>
+      <w:r>
+        <w:rPr>
+          <w:rFonts w:hint="eastAsia" w:ascii="宋体" w:hAnsi="宋体" w:eastAsia="宋体" w:cs="宋体"/>
+          <w:sz w:val="24"/>
+          <w:szCs w:val="24"/>
+          <w:lang w:val="en-US" w:eastAsia="zh-CN"/>
+        </w:rPr>
+        <w:t>只能拟合一条直线</w:t>
+      </w:r>
+      <w:r>
+        <w:rPr>
+          <w:rFonts w:hint="eastAsia" w:ascii="宋体" w:hAnsi="宋体" w:eastAsia="宋体" w:cs="宋体"/>
+          <w:sz w:val="24"/>
+          <w:szCs w:val="24"/>
+          <w:lang w:eastAsia="zh-CN"/>
+        </w:rPr>
+        <w:t>，</w:t>
+      </w:r>
+      <w:r>
+        <w:rPr>
+          <w:rFonts w:hint="eastAsia" w:ascii="宋体" w:hAnsi="宋体" w:eastAsia="宋体" w:cs="宋体"/>
+          <w:sz w:val="24"/>
+          <w:szCs w:val="24"/>
+          <w:lang w:val="en-US" w:eastAsia="zh-CN"/>
+        </w:rPr>
+        <w:t>线性回归的能力不足</w:t>
+      </w:r>
+    </w:p>
+    <w:p>
+      <w:pPr>
+        <w:numPr>
+          <w:ilvl w:val="0"/>
+          <w:numId w:val="0"/>
+        </w:numPr>
+        <w:ind w:leftChars="0"/>
+        <w:rPr>
+          <w:rFonts w:hint="default" w:ascii="宋体" w:hAnsi="宋体" w:eastAsia="宋体" w:cs="宋体"/>
+          <w:sz w:val="24"/>
+          <w:szCs w:val="24"/>
+          <w:lang w:val="en-US" w:eastAsia="zh-CN"/>
+        </w:rPr>
+      </w:pPr>
       <w:bookmarkStart w:id="0" w:name="_GoBack"/>
       <w:bookmarkEnd w:id="0"/>
-      <w:r>
-        <w:rPr>
-          <w:rFonts w:hint="eastAsia" w:ascii="宋体" w:hAnsi="宋体" w:eastAsia="宋体" w:cs="宋体"/>
-          <w:sz w:val="24"/>
-          <w:szCs w:val="24"/>
-          <w:lang w:val="en-US" w:eastAsia="zh-CN"/>
-        </w:rPr>
-        <w:t>是神经网络，也不算深度学习，只是</w:t>
-      </w:r>
-      <w:r>
-        <w:rPr>
-          <w:rFonts w:hint="eastAsia" w:ascii="宋体" w:hAnsi="宋体" w:eastAsia="宋体" w:cs="宋体"/>
-          <w:color w:val="FF0000"/>
-          <w:sz w:val="24"/>
-          <w:szCs w:val="24"/>
-          <w:lang w:val="en-US" w:eastAsia="zh-CN"/>
-        </w:rPr>
-        <w:t>加入x，乘权重w，加偏置b，输出y</w:t>
-      </w:r>
-      <w:r>
-        <w:rPr>
-          <w:rFonts w:hint="eastAsia" w:ascii="宋体" w:hAnsi="宋体" w:eastAsia="宋体" w:cs="宋体"/>
-          <w:sz w:val="24"/>
-          <w:szCs w:val="24"/>
-          <w:lang w:val="en-US" w:eastAsia="zh-CN"/>
-        </w:rPr>
-        <w:t>。并没有</w:t>
-      </w:r>
-      <w:r>
-        <w:rPr>
-          <w:color w:val="FF0000"/>
-        </w:rPr>
-        <w:t>多层结构</w:t>
-      </w:r>
-      <w:r>
-        <w:rPr>
-          <w:rFonts w:hint="eastAsia"/>
-          <w:color w:val="FF0000"/>
-          <w:lang w:eastAsia="zh-CN"/>
-        </w:rPr>
-        <w:t>，</w:t>
-      </w:r>
-      <w:r>
-        <w:rPr>
-          <w:color w:val="FF0000"/>
-        </w:rPr>
-        <w:t>隐藏层</w:t>
-      </w:r>
-      <w:r>
-        <w:rPr>
-          <w:rFonts w:hint="eastAsia"/>
-          <w:color w:val="FF0000"/>
-          <w:lang w:eastAsia="zh-CN"/>
-        </w:rPr>
-        <w:t>，</w:t>
-      </w:r>
-      <w:r>
-        <w:rPr>
-          <w:color w:val="FF0000"/>
-        </w:rPr>
-        <w:t>激活函数</w:t>
-      </w:r>
-      <w:r>
-        <w:rPr>
-          <w:rFonts w:hint="eastAsia"/>
-          <w:color w:val="FF0000"/>
-          <w:lang w:eastAsia="zh-CN"/>
-        </w:rPr>
-        <w:t>，</w:t>
-      </w:r>
-      <w:r>
-        <w:rPr>
-          <w:color w:val="FF0000"/>
-        </w:rPr>
-        <w:t>深层特征提取</w:t>
-      </w:r>
-    </w:p>
-    <w:p>
-      <w:pPr>
-        <w:numPr>
-          <w:ilvl w:val="0"/>
-          <w:numId w:val="0"/>
-        </w:numPr>
-        <w:ind w:leftChars="0"/>
-        <w:rPr>
-          <w:rFonts w:hint="default" w:ascii="宋体" w:hAnsi="宋体" w:eastAsia="宋体" w:cs="宋体"/>
-          <w:sz w:val="24"/>
-          <w:szCs w:val="24"/>
-          <w:lang w:val="en-US" w:eastAsia="zh-CN"/>
-        </w:rPr>
-      </w:pPr>
-    </w:p>
-    <w:p>
-      <w:pPr>
-        <w:numPr>
-          <w:ilvl w:val="0"/>
-          <w:numId w:val="0"/>
-        </w:numPr>
-        <w:ind w:leftChars="0"/>
-      </w:pPr>
-      <w:r>
-        <w:rPr>
-          <w:rFonts w:hint="eastAsia" w:ascii="宋体" w:hAnsi="宋体" w:eastAsia="宋体" w:cs="宋体"/>
-          <w:sz w:val="24"/>
-          <w:szCs w:val="24"/>
-          <w:lang w:val="en-US" w:eastAsia="zh-CN"/>
-        </w:rPr>
-        <w:t>真正出现神经网络的标志是出现隐藏层+激活函数</w:t>
-      </w:r>
-      <w:r>
-        <w:commentReference w:id="5"/>
-      </w:r>
-    </w:p>
-    <w:p>
-      <w:pPr>
-        <w:numPr>
-          <w:ilvl w:val="0"/>
-          <w:numId w:val="0"/>
-        </w:numPr>
-        <w:ind w:leftChars="0"/>
-        <w:rPr>
-          <w:rFonts w:hint="eastAsia"/>
-          <w:lang w:val="en-US" w:eastAsia="zh-CN"/>
-        </w:rPr>
-      </w:pPr>
-    </w:p>
-    <w:p>
-      <w:pPr>
-        <w:numPr>
-          <w:ilvl w:val="0"/>
-          <w:numId w:val="0"/>
-        </w:numPr>
-        <w:ind w:leftChars="0"/>
-        <w:rPr>
-          <w:rFonts w:hint="eastAsia" w:ascii="宋体" w:hAnsi="宋体" w:eastAsia="宋体" w:cs="宋体"/>
-          <w:sz w:val="24"/>
-          <w:szCs w:val="24"/>
-          <w:lang w:val="en-US" w:eastAsia="zh-CN"/>
-        </w:rPr>
-      </w:pPr>
-      <w:r>
-        <w:rPr>
-          <w:rFonts w:hint="eastAsia"/>
-          <w:lang w:val="en-US" w:eastAsia="zh-CN"/>
-        </w:rPr>
-        <w:t>而线性回归只能学习直线关系，比如学习越久，分数越高。</w:t>
-      </w:r>
-      <w:r>
-        <w:rPr>
-          <w:rFonts w:ascii="宋体" w:hAnsi="宋体" w:eastAsia="宋体" w:cs="宋体"/>
-          <w:sz w:val="24"/>
-          <w:szCs w:val="24"/>
-        </w:rPr>
-        <w:t>LinearRegression</w:t>
-      </w:r>
-      <w:r>
-        <w:rPr>
-          <w:rFonts w:hint="eastAsia" w:ascii="宋体" w:hAnsi="宋体" w:eastAsia="宋体" w:cs="宋体"/>
-          <w:sz w:val="24"/>
-          <w:szCs w:val="24"/>
-          <w:lang w:val="en-US" w:eastAsia="zh-CN"/>
-        </w:rPr>
-        <w:t>只能拟合一条直线</w:t>
-      </w:r>
-    </w:p>
-    <w:p>
-      <w:pPr>
-        <w:numPr>
-          <w:ilvl w:val="0"/>
-          <w:numId w:val="0"/>
-        </w:numPr>
-        <w:ind w:leftChars="0"/>
-        <w:rPr>
-          <w:rFonts w:hint="default" w:ascii="宋体" w:hAnsi="宋体" w:eastAsia="宋体" w:cs="宋体"/>
-          <w:sz w:val="24"/>
-          <w:szCs w:val="24"/>
-          <w:lang w:val="en-US" w:eastAsia="zh-CN"/>
-        </w:rPr>
-      </w:pPr>
-    </w:p>
-    <w:p>
-      <w:pPr>
-        <w:numPr>
-          <w:ilvl w:val="0"/>
-          <w:numId w:val="0"/>
-        </w:numPr>
-        <w:ind w:leftChars="0"/>
-        <w:rPr>
-          <w:rFonts w:hint="default" w:ascii="宋体" w:hAnsi="宋体" w:eastAsia="宋体" w:cs="宋体"/>
-          <w:sz w:val="24"/>
-          <w:szCs w:val="24"/>
-          <w:lang w:val="en-US" w:eastAsia="zh-CN"/>
-        </w:rPr>
-      </w:pPr>
-      <w:r>
-        <w:rPr>
-          <w:rFonts w:hint="eastAsia" w:ascii="宋体" w:hAnsi="宋体" w:eastAsia="宋体" w:cs="宋体"/>
-          <w:sz w:val="24"/>
-          <w:szCs w:val="24"/>
-          <w:lang w:val="en-US" w:eastAsia="zh-CN"/>
-        </w:rPr>
-        <w:t>而第二个实验</w:t>
-      </w:r>
-      <w:r>
-        <w:rPr>
-          <w:rFonts w:hint="default"/>
-          <w:lang w:val="en-US" w:eastAsia="zh-CN"/>
-        </w:rPr>
-        <w:fldChar w:fldCharType="begin"/>
-      </w:r>
-      <w:r>
-        <w:rPr>
-          <w:rFonts w:hint="default"/>
-          <w:lang w:val="en-US" w:eastAsia="zh-CN"/>
-        </w:rPr>
-        <w:instrText xml:space="preserve"> HYPERLINK "torch_learn.py" </w:instrText>
-      </w:r>
-      <w:r>
-        <w:rPr>
-          <w:rFonts w:hint="default"/>
-          <w:lang w:val="en-US" w:eastAsia="zh-CN"/>
-        </w:rPr>
-        <w:fldChar w:fldCharType="separate"/>
-      </w:r>
-      <w:r>
-        <w:rPr>
-          <w:rStyle w:val="8"/>
-          <w:rFonts w:hint="default"/>
-          <w:lang w:val="en-US" w:eastAsia="zh-CN"/>
-        </w:rPr>
-        <w:t>torch_learn.py</w:t>
-      </w:r>
-      <w:r>
-        <w:rPr>
-          <w:rFonts w:hint="default"/>
-          <w:lang w:val="en-US" w:eastAsia="zh-CN"/>
-        </w:rPr>
-        <w:fldChar w:fldCharType="end"/>
-      </w:r>
-      <w:r>
-        <w:rPr>
-          <w:rFonts w:hint="eastAsia"/>
-          <w:lang w:val="en-US" w:eastAsia="zh-CN"/>
-        </w:rPr>
-        <w:t>中，随学习时间先快后慢的提升，不能使用</w:t>
-      </w:r>
-      <w:r>
-        <w:rPr>
-          <w:rFonts w:ascii="宋体" w:hAnsi="宋体" w:eastAsia="宋体" w:cs="宋体"/>
-          <w:sz w:val="24"/>
-          <w:szCs w:val="24"/>
-        </w:rPr>
-        <w:t>LinearRegression</w:t>
-      </w:r>
-      <w:r>
-        <w:rPr>
-          <w:rFonts w:hint="eastAsia" w:ascii="宋体" w:hAnsi="宋体" w:eastAsia="宋体" w:cs="宋体"/>
-          <w:sz w:val="24"/>
-          <w:szCs w:val="24"/>
-          <w:lang w:val="en-US" w:eastAsia="zh-CN"/>
-        </w:rPr>
-        <w:t>只能拟合一条直线</w:t>
-      </w:r>
-      <w:r>
-        <w:rPr>
-          <w:rFonts w:hint="eastAsia" w:ascii="宋体" w:hAnsi="宋体" w:eastAsia="宋体" w:cs="宋体"/>
-          <w:sz w:val="24"/>
-          <w:szCs w:val="24"/>
-          <w:lang w:eastAsia="zh-CN"/>
-        </w:rPr>
-        <w:t>，</w:t>
-      </w:r>
-      <w:r>
-        <w:rPr>
-          <w:rFonts w:hint="eastAsia" w:ascii="宋体" w:hAnsi="宋体" w:eastAsia="宋体" w:cs="宋体"/>
-          <w:sz w:val="24"/>
-          <w:szCs w:val="24"/>
-          <w:lang w:val="en-US" w:eastAsia="zh-CN"/>
-        </w:rPr>
-        <w:t>线性回归的能力不足</w:t>
-      </w:r>
     </w:p>
     <w:sectPr>
       <w:pgSz w:w="11906" w:h="16838"/>
@@ -3098,12 +3103,6 @@
                   <w:insideV w:val="none" w:color="auto" w:sz="0" w:space="0"/>
                 </w:tblBorders>
                 <w:shd w:val="clear" w:color="auto" w:fill="auto"/>
-                <w:tblCellMar>
-                  <w:top w:w="15" w:type="dxa"/>
-                  <w:left w:w="15" w:type="dxa"/>
-                  <w:bottom w:w="15" w:type="dxa"/>
-                  <w:right w:w="15" w:type="dxa"/>
-                </w:tblCellMar>
               </w:tblPrEx>
               <w:trPr>
                 <w:tblCellSpacing w:w="15" w:type="dxa"/>
